--- a/iterthink/templates/Iterthink Standard.docx
+++ b/iterthink/templates/Iterthink Standard.docx
@@ -456,137 +456,6 @@
         <w:tab/>
         <w:tab/>
         <w:t xml:space="preserve">{Date}</w:t>
-      </w:r>
-    </w:p>
-    <w:p>
-      <w:pPr>
-        <w:rPr/>
-      </w:pPr>
-      <w:r>
-        <w:br w:type="page"/>
-      </w:r>
-      <w:r>
-        <w:rPr>
-          <w:rtl w:val="0"/>
-        </w:rPr>
-      </w:r>
-    </w:p>
-    <w:p>
-      <w:pPr>
-        <w:pStyle w:val="Heading1"/>
-        <w:rPr/>
-      </w:pPr>
-      <w:bookmarkStart w:colFirst="0" w:colLast="0" w:name="_bthrawkqjkmt" w:id="2"/>
-      <w:bookmarkEnd w:id="2"/>
-      <w:r>
-        <w:rPr>
-          <w:rtl w:val="0"/>
-        </w:rPr>
-        <w:t xml:space="preserve">Heading 1</w:t>
-      </w:r>
-    </w:p>
-    <w:p>
-      <w:pPr>
-        <w:pStyle w:val="Heading2"/>
-        <w:rPr/>
-      </w:pPr>
-      <w:bookmarkStart w:colFirst="0" w:colLast="0" w:name="_galbj3cyiyry" w:id="3"/>
-      <w:bookmarkEnd w:id="3"/>
-      <w:r>
-        <w:rPr>
-          <w:rtl w:val="0"/>
-        </w:rPr>
-        <w:t xml:space="preserve">Heading 2</w:t>
-      </w:r>
-    </w:p>
-    <w:p>
-      <w:pPr>
-        <w:pStyle w:val="Heading3"/>
-        <w:rPr>
-          <w:i w:val="0"/>
-          <w:iCs w:val="0"/>
-        </w:rPr>
-      </w:pPr>
-      <w:bookmarkStart w:colFirst="0" w:colLast="0" w:name="_tlf2zb4xb3qt" w:id="4"/>
-      <w:bookmarkEnd w:id="4"/>
-      <w:r>
-        <w:rPr>
-          <w:i w:val="0"/>
-          <w:iCs w:val="0"/>
-          <w:rtl w:val="0"/>
-        </w:rPr>
-        <w:t xml:space="preserve">Heading 3</w:t>
-      </w:r>
-    </w:p>
-    <w:p>
-      <w:pPr>
-        <w:rPr/>
-      </w:pPr>
-      <w:r>
-        <w:rPr>
-          <w:rtl w:val="0"/>
-        </w:rPr>
-      </w:r>
-    </w:p>
-    <w:p>
-      <w:pPr>
-        <w:rPr/>
-      </w:pPr>
-      <w:r>
-        <w:rPr>
-          <w:rtl w:val="0"/>
-        </w:rPr>
-        <w:t xml:space="preserve">Text</w:t>
-      </w:r>
-    </w:p>
-    <w:p>
-      <w:pPr>
-        <w:rPr/>
-      </w:pPr>
-      <w:r>
-        <w:rPr>
-          <w:rtl w:val="0"/>
-        </w:rPr>
-      </w:r>
-    </w:p>
-    <w:p>
-      <w:pPr>
-        <w:rPr/>
-      </w:pPr>
-      <w:r>
-        <w:rPr>
-          <w:rtl w:val="0"/>
-        </w:rPr>
-      </w:r>
-    </w:p>
-    <w:p>
-      <w:pPr>
-        <w:rPr/>
-      </w:pPr>
-      <w:r>
-        <w:rPr>
-          <w:rtl w:val="0"/>
-        </w:rPr>
-      </w:r>
-    </w:p>
-    <w:p>
-      <w:pPr>
-        <w:rPr/>
-      </w:pPr>
-      <w:r>
-        <w:rPr>
-          <w:rtl w:val="0"/>
-        </w:rPr>
-      </w:r>
-    </w:p>
-    <w:p>
-      <w:pPr>
-        <w:rPr/>
-      </w:pPr>
-      <w:r>
-        <w:rPr>
-          <w:rtl w:val="0"/>
-        </w:rPr>
       </w:r>
     </w:p>
     <w:sectPr>
@@ -612,7 +481,107 @@
       <w:rPr>
         <w:rtl w:val="0"/>
       </w:rPr>
-      <w:t xml:space="preserve">{Titel}</w:t>
+    </w:r>
+  </w:p>
+  <w:tbl>
+    <w:tblPr>
+      <w:tblStyle w:val="Table1"/>
+      <w:tblW w:w="9720.0" w:type="dxa"/>
+      <w:jc w:val="left"/>
+      <w:tblLayout w:type="fixed"/>
+      <w:tblLook w:val="0600"/>
+    </w:tblPr>
+    <w:tblGrid>
+      <w:gridCol w:w="8355"/>
+      <w:gridCol w:w="1365"/>
+      <w:tblGridChange w:id="0">
+        <w:tblGrid>
+          <w:gridCol w:w="8355"/>
+          <w:gridCol w:w="1365"/>
+        </w:tblGrid>
+      </w:tblGridChange>
+    </w:tblGrid>
+    <w:tr>
+      <w:trPr>
+        <w:cantSplit w:val="0"/>
+        <w:tblHeader w:val="0"/>
+      </w:trPr>
+      <w:tc>
+        <w:tcPr>
+          <w:shd w:fill="auto" w:val="clear"/>
+          <w:tcMar>
+            <w:top w:w="100.0" w:type="dxa"/>
+            <w:left w:w="100.0" w:type="dxa"/>
+            <w:bottom w:w="100.0" w:type="dxa"/>
+            <w:right w:w="100.0" w:type="dxa"/>
+          </w:tcMar>
+          <w:vAlign w:val="top"/>
+        </w:tcPr>
+        <w:p>
+          <w:pPr>
+            <w:rPr/>
+          </w:pPr>
+          <w:r>
+            <w:rPr>
+              <w:rtl w:val="0"/>
+            </w:rPr>
+            <w:t xml:space="preserve">{Titel}</w:t>
+          </w:r>
+        </w:p>
+      </w:tc>
+      <w:tc>
+        <w:tcPr>
+          <w:shd w:fill="auto" w:val="clear"/>
+          <w:tcMar>
+            <w:top w:w="100.0" w:type="dxa"/>
+            <w:left w:w="100.0" w:type="dxa"/>
+            <w:bottom w:w="100.0" w:type="dxa"/>
+            <w:right w:w="100.0" w:type="dxa"/>
+          </w:tcMar>
+          <w:vAlign w:val="top"/>
+        </w:tcPr>
+        <w:p>
+          <w:pPr>
+            <w:jc w:val="right"/>
+            <w:rPr/>
+          </w:pPr>
+          <w:r>
+            <w:rPr/>
+            <w:fldChar w:fldCharType="begin"/>
+            <w:instrText xml:space="preserve">PAGE</w:instrText>
+            <w:fldChar w:fldCharType="separate"/>
+            <w:fldChar w:fldCharType="end"/>
+          </w:r>
+          <w:r>
+            <w:rPr>
+              <w:rtl w:val="0"/>
+            </w:rPr>
+            <w:t xml:space="preserve">/</w:t>
+          </w:r>
+          <w:r>
+            <w:rPr/>
+            <w:fldChar w:fldCharType="begin"/>
+            <w:instrText xml:space="preserve">NUMPAGES</w:instrText>
+            <w:fldChar w:fldCharType="separate"/>
+            <w:fldChar w:fldCharType="end"/>
+          </w:r>
+          <w:r>
+            <w:rPr>
+              <w:rtl w:val="0"/>
+            </w:rPr>
+          </w:r>
+        </w:p>
+      </w:tc>
+    </w:tr>
+  </w:tbl>
+  <w:p>
+    <w:pPr>
+      <w:rPr/>
+    </w:pPr>
+    <w:r>
+      <w:rPr>
+        <w:rtl w:val="0"/>
+      </w:rPr>
       <w:tab/>
       <w:tab/>
       <w:tab/>
@@ -624,33 +593,6 @@
       <w:tab/>
       <w:tab/>
       <w:tab/>
-      <w:tab/>
-      <w:tab/>
-    </w:r>
-    <w:r>
-      <w:rPr/>
-      <w:fldChar w:fldCharType="begin"/>
-      <w:instrText xml:space="preserve">PAGE</w:instrText>
-      <w:fldChar w:fldCharType="separate"/>
-      <w:fldChar w:fldCharType="end"/>
-    </w:r>
-    <w:r>
-      <w:rPr>
-        <w:rtl w:val="0"/>
-      </w:rPr>
-      <w:t xml:space="preserve">/</w:t>
-    </w:r>
-    <w:r>
-      <w:rPr/>
-      <w:fldChar w:fldCharType="begin"/>
-      <w:instrText xml:space="preserve">NUMPAGES</w:instrText>
-      <w:fldChar w:fldCharType="separate"/>
-      <w:fldChar w:fldCharType="end"/>
-    </w:r>
-    <w:r>
-      <w:rPr>
-        <w:rtl w:val="0"/>
-      </w:rPr>
     </w:r>
   </w:p>
 </w:ftr>
@@ -854,6 +796,50 @@
       <w:sz w:val="30"/>
       <w:szCs w:val="30"/>
     </w:rPr>
+  </w:style>
+  <w:style w:type="table" w:styleId="Table1">
+    <w:basedOn w:val="TableNormal"/>
+    <w:tblPr>
+      <w:tblStyleRowBandSize w:val="1"/>
+      <w:tblStyleColBandSize w:val="1"/>
+      <w:tblCellMar/>
+    </w:tblPr>
+    <w:tblStylePr w:type="band1Horz">
+      <w:tcPr/>
+    </w:tblStylePr>
+    <w:tblStylePr w:type="band1Vert">
+      <w:tcPr/>
+    </w:tblStylePr>
+    <w:tblStylePr w:type="band2Horz">
+      <w:tcPr/>
+    </w:tblStylePr>
+    <w:tblStylePr w:type="band2Vert">
+      <w:tcPr/>
+    </w:tblStylePr>
+    <w:tblStylePr w:type="firstCol">
+      <w:tcPr/>
+    </w:tblStylePr>
+    <w:tblStylePr w:type="firstRow">
+      <w:tcPr/>
+    </w:tblStylePr>
+    <w:tblStylePr w:type="lastCol">
+      <w:tcPr/>
+    </w:tblStylePr>
+    <w:tblStylePr w:type="lastRow">
+      <w:tcPr/>
+    </w:tblStylePr>
+    <w:tblStylePr w:type="neCell">
+      <w:tcPr/>
+    </w:tblStylePr>
+    <w:tblStylePr w:type="nwCell">
+      <w:tcPr/>
+    </w:tblStylePr>
+    <w:tblStylePr w:type="seCell">
+      <w:tcPr/>
+    </w:tblStylePr>
+    <w:tblStylePr w:type="swCell">
+      <w:tcPr/>
+    </w:tblStylePr>
   </w:style>
 </w:styles>
 </file>

--- a/iterthink/templates/Iterthink Standard.docx
+++ b/iterthink/templates/Iterthink Standard.docx
@@ -1,14 +1,14 @@
 
 <file path=word/document.xml><?xml version="1.0" encoding="utf-8"?>
-<w:document xmlns:mc="http://schemas.openxmlformats.org/markup-compatibility/2006" xmlns:o="urn:schemas-microsoft-com:office:office" xmlns:r="http://schemas.openxmlformats.org/officeDocument/2006/relationships" xmlns:m="http://schemas.openxmlformats.org/officeDocument/2006/math" xmlns:v="urn:schemas-microsoft-com:vml" xmlns:wp="http://schemas.openxmlformats.org/drawingml/2006/wordprocessingDrawing" xmlns:w10="urn:schemas-microsoft-com:office:word" xmlns:w="http://schemas.openxmlformats.org/wordprocessingml/2006/main" xmlns:wne="http://schemas.microsoft.com/office/word/2006/wordml" xmlns:sl="http://schemas.openxmlformats.org/schemaLibrary/2006/main" xmlns:a="http://schemas.openxmlformats.org/drawingml/2006/main" xmlns:pic="http://schemas.openxmlformats.org/drawingml/2006/picture" xmlns:c="http://schemas.openxmlformats.org/drawingml/2006/chart" xmlns:lc="http://schemas.openxmlformats.org/drawingml/2006/lockedCanvas" xmlns:dgm="http://schemas.openxmlformats.org/drawingml/2006/diagram" xmlns:wps="http://schemas.microsoft.com/office/word/2010/wordprocessingShape" xmlns:wpg="http://schemas.microsoft.com/office/word/2010/wordprocessingGroup" xmlns:w14="http://schemas.microsoft.com/office/word/2010/wordml" xmlns:w15="http://schemas.microsoft.com/office/word/2012/wordml" xmlns:w16="http://schemas.microsoft.com/office/word/2018/wordml" xmlns:w16cex="http://schemas.microsoft.com/office/word/2018/wordml/cex" xmlns:w16cid="http://schemas.microsoft.com/office/word/2016/wordml/cid" xmlns="http://schemas.microsoft.com/office/tasks/2019/documenttasks" xmlns:cr="http://schemas.microsoft.com/office/comments/2020/reactions">
+<w:document xmlns:wp14="http://schemas.microsoft.com/office/word/2010/wordprocessingDrawing" xmlns:mc="http://schemas.openxmlformats.org/markup-compatibility/2006" xmlns:o="urn:schemas-microsoft-com:office:office" xmlns:r="http://schemas.openxmlformats.org/officeDocument/2006/relationships" xmlns:m="http://schemas.openxmlformats.org/officeDocument/2006/math" xmlns:v="urn:schemas-microsoft-com:vml" xmlns:wp="http://schemas.openxmlformats.org/drawingml/2006/wordprocessingDrawing" xmlns:w10="urn:schemas-microsoft-com:office:word" xmlns:w="http://schemas.openxmlformats.org/wordprocessingml/2006/main" xmlns:wne="http://schemas.microsoft.com/office/word/2006/wordml" xmlns:sl="http://schemas.openxmlformats.org/schemaLibrary/2006/main" xmlns:a="http://schemas.openxmlformats.org/drawingml/2006/main" xmlns:pic="http://schemas.openxmlformats.org/drawingml/2006/picture" xmlns:c="http://schemas.openxmlformats.org/drawingml/2006/chart" xmlns:lc="http://schemas.openxmlformats.org/drawingml/2006/lockedCanvas" xmlns:dgm="http://schemas.openxmlformats.org/drawingml/2006/diagram" xmlns:wps="http://schemas.microsoft.com/office/word/2010/wordprocessingShape" xmlns:wpg="http://schemas.microsoft.com/office/word/2010/wordprocessingGroup" xmlns:w14="http://schemas.microsoft.com/office/word/2010/wordml" xmlns:w15="http://schemas.microsoft.com/office/word/2012/wordml" xmlns:w16="http://schemas.microsoft.com/office/word/2018/wordml" xmlns:w16cex="http://schemas.microsoft.com/office/word/2018/wordml/cex" xmlns:w16cid="http://schemas.microsoft.com/office/word/2016/wordml/cid" xmlns="http://schemas.microsoft.com/office/tasks/2019/documenttasks" xmlns:cr="http://schemas.microsoft.com/office/comments/2020/reactions" mc:Ignorable="wp14">
   <w:background w:color="FFFFFF"/>
   <w:body>
-    <w:p>
+    <w:p xmlns:wp14="http://schemas.microsoft.com/office/word/2010/wordml" wp14:textId="77777777">
       <w:pPr>
         <w:pStyle w:val="Title"/>
         <w:rPr/>
       </w:pPr>
-      <w:bookmarkStart w:colFirst="0" w:colLast="0" w:name="_ag4lqnhgcb4v" w:id="0"/>
+      <w:bookmarkStart w:name="_ag4lqnhgcb4v" w:colFirst="0" w:colLast="0" w:id="0"/>
       <w:bookmarkEnd w:id="0"/>
       <w:r>
         <w:rPr>
@@ -17,12 +17,12 @@
         <w:t xml:space="preserve">{Titel}</w:t>
       </w:r>
     </w:p>
-    <w:p>
+    <w:p xmlns:wp14="http://schemas.microsoft.com/office/word/2010/wordml" wp14:textId="77777777">
       <w:pPr>
         <w:pStyle w:val="Subtitle"/>
         <w:rPr/>
       </w:pPr>
-      <w:bookmarkStart w:colFirst="0" w:colLast="0" w:name="_hrjoivfe2hjz" w:id="1"/>
+      <w:bookmarkStart w:name="_hrjoivfe2hjz" w:colFirst="0" w:colLast="0" w:id="1"/>
       <w:bookmarkEnd w:id="1"/>
       <w:r>
         <w:rPr>
@@ -30,450 +30,436 @@
         </w:rPr>
       </w:r>
     </w:p>
-    <w:p>
-      <w:pPr>
-        <w:rPr/>
-      </w:pPr>
-      <w:r>
-        <w:rPr>
-          <w:rtl w:val="0"/>
-        </w:rPr>
-      </w:r>
-    </w:p>
-    <w:p>
-      <w:pPr>
-        <w:rPr/>
-      </w:pPr>
-      <w:r>
-        <w:rPr>
-          <w:rtl w:val="0"/>
-        </w:rPr>
-      </w:r>
-    </w:p>
-    <w:p>
-      <w:pPr>
-        <w:rPr/>
-      </w:pPr>
-      <w:r>
-        <w:rPr>
-          <w:rtl w:val="0"/>
-        </w:rPr>
-      </w:r>
-    </w:p>
-    <w:p>
-      <w:pPr>
-        <w:rPr/>
-      </w:pPr>
-      <w:r>
-        <w:rPr>
-          <w:rtl w:val="0"/>
-        </w:rPr>
-      </w:r>
-    </w:p>
-    <w:p>
-      <w:pPr>
-        <w:rPr/>
-      </w:pPr>
-      <w:r>
-        <w:rPr>
-          <w:rtl w:val="0"/>
-        </w:rPr>
-      </w:r>
-    </w:p>
-    <w:p>
-      <w:pPr>
-        <w:rPr/>
-      </w:pPr>
-      <w:r>
-        <w:rPr>
-          <w:rtl w:val="0"/>
-        </w:rPr>
-      </w:r>
-    </w:p>
-    <w:p>
-      <w:pPr>
-        <w:rPr/>
-      </w:pPr>
-      <w:r>
-        <w:rPr>
-          <w:rtl w:val="0"/>
-        </w:rPr>
-      </w:r>
-    </w:p>
-    <w:p>
-      <w:pPr>
-        <w:rPr/>
-      </w:pPr>
-      <w:r>
-        <w:rPr>
-          <w:rtl w:val="0"/>
-        </w:rPr>
-      </w:r>
-    </w:p>
-    <w:p>
-      <w:pPr>
-        <w:rPr/>
-      </w:pPr>
-      <w:r>
-        <w:rPr>
-          <w:rtl w:val="0"/>
-        </w:rPr>
-      </w:r>
-    </w:p>
-    <w:p>
-      <w:pPr>
-        <w:rPr/>
-      </w:pPr>
-      <w:r>
-        <w:rPr>
-          <w:rtl w:val="0"/>
-        </w:rPr>
-      </w:r>
-    </w:p>
-    <w:p>
-      <w:pPr>
-        <w:rPr/>
-      </w:pPr>
-      <w:r>
-        <w:rPr>
-          <w:rtl w:val="0"/>
-        </w:rPr>
-      </w:r>
-    </w:p>
-    <w:p>
-      <w:pPr>
-        <w:rPr/>
-      </w:pPr>
-      <w:r>
-        <w:rPr>
-          <w:rtl w:val="0"/>
-        </w:rPr>
-      </w:r>
-    </w:p>
-    <w:p>
-      <w:pPr>
-        <w:rPr/>
-      </w:pPr>
-      <w:r>
-        <w:rPr>
-          <w:rtl w:val="0"/>
-        </w:rPr>
-      </w:r>
-    </w:p>
-    <w:p>
-      <w:pPr>
-        <w:rPr/>
-      </w:pPr>
-      <w:r>
-        <w:rPr>
-          <w:rtl w:val="0"/>
-        </w:rPr>
-      </w:r>
-    </w:p>
-    <w:p>
-      <w:pPr>
-        <w:rPr/>
-      </w:pPr>
-      <w:r>
-        <w:rPr>
-          <w:rtl w:val="0"/>
-        </w:rPr>
-      </w:r>
-    </w:p>
-    <w:p>
-      <w:pPr>
-        <w:rPr/>
-      </w:pPr>
-      <w:r>
-        <w:rPr>
-          <w:rtl w:val="0"/>
-        </w:rPr>
-      </w:r>
-    </w:p>
-    <w:p>
-      <w:pPr>
-        <w:rPr/>
-      </w:pPr>
-      <w:r>
-        <w:rPr>
-          <w:rtl w:val="0"/>
-        </w:rPr>
-      </w:r>
-    </w:p>
-    <w:p>
-      <w:pPr>
-        <w:rPr/>
-      </w:pPr>
-      <w:r>
-        <w:rPr>
-          <w:rtl w:val="0"/>
-        </w:rPr>
-      </w:r>
-    </w:p>
-    <w:p>
-      <w:pPr>
-        <w:rPr/>
-      </w:pPr>
-      <w:r>
-        <w:rPr>
-          <w:rtl w:val="0"/>
-        </w:rPr>
-      </w:r>
-    </w:p>
-    <w:p>
-      <w:pPr>
-        <w:rPr/>
-      </w:pPr>
-      <w:r>
-        <w:rPr>
-          <w:rtl w:val="0"/>
-        </w:rPr>
-      </w:r>
-    </w:p>
-    <w:p>
-      <w:pPr>
-        <w:rPr/>
-      </w:pPr>
-      <w:r>
-        <w:rPr>
-          <w:rtl w:val="0"/>
-        </w:rPr>
-      </w:r>
-    </w:p>
-    <w:p>
-      <w:pPr>
-        <w:rPr/>
-      </w:pPr>
-      <w:r>
-        <w:rPr>
-          <w:rtl w:val="0"/>
-        </w:rPr>
-      </w:r>
-    </w:p>
-    <w:p>
-      <w:pPr>
-        <w:rPr/>
-      </w:pPr>
-      <w:r>
-        <w:rPr>
-          <w:rtl w:val="0"/>
-        </w:rPr>
-      </w:r>
-    </w:p>
-    <w:p>
-      <w:pPr>
-        <w:rPr/>
-      </w:pPr>
-      <w:r>
-        <w:rPr>
-          <w:rtl w:val="0"/>
-        </w:rPr>
-      </w:r>
-    </w:p>
-    <w:p>
-      <w:pPr>
-        <w:rPr/>
-      </w:pPr>
-      <w:r>
-        <w:rPr>
-          <w:rtl w:val="0"/>
-        </w:rPr>
-      </w:r>
-    </w:p>
-    <w:p>
-      <w:pPr>
-        <w:rPr/>
-      </w:pPr>
-      <w:r>
-        <w:rPr>
-          <w:rtl w:val="0"/>
-        </w:rPr>
-      </w:r>
-    </w:p>
-    <w:p>
-      <w:pPr>
-        <w:rPr/>
-      </w:pPr>
-      <w:r>
-        <w:rPr>
-          <w:rtl w:val="0"/>
-        </w:rPr>
-      </w:r>
-    </w:p>
-    <w:p>
-      <w:pPr>
-        <w:rPr/>
-      </w:pPr>
-      <w:r>
-        <w:rPr>
-          <w:rtl w:val="0"/>
-        </w:rPr>
-      </w:r>
-    </w:p>
-    <w:p>
-      <w:pPr>
-        <w:rPr/>
-      </w:pPr>
-      <w:r>
-        <w:rPr>
-          <w:rtl w:val="0"/>
-        </w:rPr>
-      </w:r>
-    </w:p>
-    <w:p>
-      <w:pPr>
-        <w:rPr/>
-      </w:pPr>
-      <w:r>
-        <w:rPr>
-          <w:rtl w:val="0"/>
-        </w:rPr>
-      </w:r>
-    </w:p>
-    <w:p>
-      <w:pPr>
-        <w:rPr/>
-      </w:pPr>
-      <w:r>
-        <w:rPr>
-          <w:rtl w:val="0"/>
-        </w:rPr>
-      </w:r>
-    </w:p>
-    <w:p>
-      <w:pPr>
-        <w:rPr/>
-      </w:pPr>
-      <w:r>
-        <w:rPr>
-          <w:rtl w:val="0"/>
-        </w:rPr>
-      </w:r>
-    </w:p>
-    <w:p>
-      <w:pPr>
-        <w:rPr/>
-      </w:pPr>
-      <w:r>
-        <w:rPr>
-          <w:rtl w:val="0"/>
-        </w:rPr>
-      </w:r>
-    </w:p>
-    <w:p>
-      <w:pPr>
-        <w:rPr/>
-      </w:pPr>
-      <w:r>
-        <w:rPr>
-          <w:rtl w:val="0"/>
-        </w:rPr>
-      </w:r>
-    </w:p>
-    <w:p>
-      <w:pPr>
-        <w:rPr/>
-      </w:pPr>
-      <w:r>
-        <w:rPr>
-          <w:rtl w:val="0"/>
-        </w:rPr>
-      </w:r>
-    </w:p>
-    <w:p>
-      <w:pPr>
-        <w:rPr/>
-      </w:pPr>
-      <w:r>
-        <w:rPr>
-          <w:rtl w:val="0"/>
-        </w:rPr>
-      </w:r>
-    </w:p>
-    <w:p>
-      <w:pPr>
-        <w:rPr/>
-      </w:pPr>
-      <w:r>
-        <w:rPr>
-          <w:rtl w:val="0"/>
-        </w:rPr>
-      </w:r>
-    </w:p>
-    <w:p>
-      <w:pPr>
-        <w:rPr/>
-      </w:pPr>
-      <w:r>
-        <w:rPr>
-          <w:rtl w:val="0"/>
-        </w:rPr>
-      </w:r>
-    </w:p>
-    <w:p>
-      <w:pPr>
-        <w:rPr/>
-      </w:pPr>
-      <w:r>
-        <w:rPr>
-          <w:rtl w:val="0"/>
-        </w:rPr>
-      </w:r>
-    </w:p>
-    <w:p>
-      <w:pPr>
-        <w:rPr/>
-      </w:pPr>
-      <w:r>
-        <w:rPr>
-          <w:rtl w:val="0"/>
-        </w:rPr>
-      </w:r>
-    </w:p>
-    <w:p>
-      <w:pPr>
-        <w:rPr/>
-      </w:pPr>
-      <w:r>
-        <w:rPr>
-          <w:rtl w:val="0"/>
-        </w:rPr>
-      </w:r>
-    </w:p>
-    <w:p>
-      <w:pPr>
-        <w:rPr/>
-      </w:pPr>
-      <w:r>
-        <w:rPr>
-          <w:rtl w:val="0"/>
+    <w:p xmlns:wp14="http://schemas.microsoft.com/office/word/2010/wordml" wp14:textId="77777777">
+      <w:pPr>
+        <w:rPr/>
+      </w:pPr>
+      <w:r>
+        <w:rPr>
+          <w:rtl w:val="0"/>
+        </w:rPr>
+      </w:r>
+    </w:p>
+    <w:p xmlns:wp14="http://schemas.microsoft.com/office/word/2010/wordml" wp14:textId="77777777">
+      <w:pPr>
+        <w:rPr/>
+      </w:pPr>
+      <w:r>
+        <w:rPr>
+          <w:rtl w:val="0"/>
+        </w:rPr>
+      </w:r>
+    </w:p>
+    <w:p xmlns:wp14="http://schemas.microsoft.com/office/word/2010/wordml" wp14:textId="77777777">
+      <w:pPr>
+        <w:rPr/>
+      </w:pPr>
+      <w:r>
+        <w:rPr>
+          <w:rtl w:val="0"/>
+        </w:rPr>
+      </w:r>
+    </w:p>
+    <w:p xmlns:wp14="http://schemas.microsoft.com/office/word/2010/wordml" wp14:textId="77777777">
+      <w:pPr>
+        <w:rPr/>
+      </w:pPr>
+      <w:r>
+        <w:rPr>
+          <w:rtl w:val="0"/>
+        </w:rPr>
+      </w:r>
+    </w:p>
+    <w:p xmlns:wp14="http://schemas.microsoft.com/office/word/2010/wordml" wp14:textId="77777777">
+      <w:pPr>
+        <w:rPr/>
+      </w:pPr>
+      <w:r>
+        <w:rPr>
+          <w:rtl w:val="0"/>
+        </w:rPr>
+      </w:r>
+    </w:p>
+    <w:p xmlns:wp14="http://schemas.microsoft.com/office/word/2010/wordml" wp14:textId="77777777">
+      <w:pPr>
+        <w:rPr/>
+      </w:pPr>
+      <w:r>
+        <w:rPr>
+          <w:rtl w:val="0"/>
+        </w:rPr>
+      </w:r>
+    </w:p>
+    <w:p xmlns:wp14="http://schemas.microsoft.com/office/word/2010/wordml" wp14:textId="77777777">
+      <w:pPr>
+        <w:rPr/>
+      </w:pPr>
+      <w:r>
+        <w:rPr>
+          <w:rtl w:val="0"/>
+        </w:rPr>
+      </w:r>
+    </w:p>
+    <w:p xmlns:wp14="http://schemas.microsoft.com/office/word/2010/wordml" wp14:textId="77777777">
+      <w:pPr>
+        <w:rPr/>
+      </w:pPr>
+    </w:p>
+    <w:p xmlns:wp14="http://schemas.microsoft.com/office/word/2010/wordml" wp14:textId="77777777">
+      <w:pPr>
+        <w:rPr/>
+      </w:pPr>
+      <w:r>
+        <w:rPr>
+          <w:rtl w:val="0"/>
+        </w:rPr>
+      </w:r>
+    </w:p>
+    <w:p xmlns:wp14="http://schemas.microsoft.com/office/word/2010/wordml" wp14:textId="77777777">
+      <w:pPr>
+        <w:rPr/>
+      </w:pPr>
+      <w:r>
+        <w:rPr>
+          <w:rtl w:val="0"/>
+        </w:rPr>
+      </w:r>
+    </w:p>
+    <w:p xmlns:wp14="http://schemas.microsoft.com/office/word/2010/wordml" wp14:textId="77777777">
+      <w:pPr>
+        <w:rPr/>
+      </w:pPr>
+      <w:r>
+        <w:rPr>
+          <w:rtl w:val="0"/>
+        </w:rPr>
+      </w:r>
+    </w:p>
+    <w:p xmlns:wp14="http://schemas.microsoft.com/office/word/2010/wordml" wp14:textId="77777777">
+      <w:pPr>
+        <w:rPr/>
+      </w:pPr>
+      <w:r>
+        <w:rPr>
+          <w:rtl w:val="0"/>
+        </w:rPr>
+      </w:r>
+    </w:p>
+    <w:p xmlns:wp14="http://schemas.microsoft.com/office/word/2010/wordml" wp14:textId="77777777">
+      <w:pPr>
+        <w:rPr/>
+      </w:pPr>
+      <w:r>
+        <w:rPr>
+          <w:rtl w:val="0"/>
+        </w:rPr>
+      </w:r>
+    </w:p>
+    <w:p xmlns:wp14="http://schemas.microsoft.com/office/word/2010/wordml" wp14:textId="77777777">
+      <w:pPr>
+        <w:rPr/>
+      </w:pPr>
+      <w:r>
+        <w:rPr>
+          <w:rtl w:val="0"/>
+        </w:rPr>
+      </w:r>
+    </w:p>
+    <w:p xmlns:wp14="http://schemas.microsoft.com/office/word/2010/wordml" wp14:textId="77777777">
+      <w:pPr>
+        <w:rPr/>
+      </w:pPr>
+      <w:r>
+        <w:rPr>
+          <w:rtl w:val="0"/>
+        </w:rPr>
+      </w:r>
+    </w:p>
+    <w:p xmlns:wp14="http://schemas.microsoft.com/office/word/2010/wordml" wp14:textId="77777777">
+      <w:pPr>
+        <w:rPr/>
+      </w:pPr>
+      <w:r>
+        <w:rPr>
+          <w:rtl w:val="0"/>
+        </w:rPr>
+      </w:r>
+    </w:p>
+    <w:p xmlns:wp14="http://schemas.microsoft.com/office/word/2010/wordml" wp14:textId="77777777">
+      <w:pPr>
+        <w:rPr/>
+      </w:pPr>
+      <w:r>
+        <w:rPr>
+          <w:rtl w:val="0"/>
+        </w:rPr>
+      </w:r>
+    </w:p>
+    <w:p xmlns:wp14="http://schemas.microsoft.com/office/word/2010/wordml" wp14:textId="77777777">
+      <w:pPr>
+        <w:rPr/>
+      </w:pPr>
+      <w:r>
+        <w:rPr>
+          <w:rtl w:val="0"/>
+        </w:rPr>
+      </w:r>
+    </w:p>
+    <w:p xmlns:wp14="http://schemas.microsoft.com/office/word/2010/wordml" wp14:textId="77777777">
+      <w:pPr>
+        <w:rPr/>
+      </w:pPr>
+      <w:r>
+        <w:rPr>
+          <w:rtl w:val="0"/>
+        </w:rPr>
+      </w:r>
+    </w:p>
+    <w:p xmlns:wp14="http://schemas.microsoft.com/office/word/2010/wordml" wp14:textId="77777777">
+      <w:pPr>
+        <w:rPr/>
+      </w:pPr>
+      <w:r>
+        <w:rPr>
+          <w:rtl w:val="0"/>
+        </w:rPr>
+      </w:r>
+    </w:p>
+    <w:p xmlns:wp14="http://schemas.microsoft.com/office/word/2010/wordml" wp14:textId="77777777">
+      <w:pPr>
+        <w:rPr/>
+      </w:pPr>
+      <w:r>
+        <w:rPr>
+          <w:rtl w:val="0"/>
+        </w:rPr>
+      </w:r>
+    </w:p>
+    <w:p xmlns:wp14="http://schemas.microsoft.com/office/word/2010/wordml" wp14:textId="77777777">
+      <w:pPr>
+        <w:rPr/>
+      </w:pPr>
+      <w:r>
+        <w:rPr>
+          <w:rtl w:val="0"/>
+        </w:rPr>
+      </w:r>
+    </w:p>
+    <w:p xmlns:wp14="http://schemas.microsoft.com/office/word/2010/wordml" wp14:textId="77777777">
+      <w:pPr>
+        <w:rPr/>
+      </w:pPr>
+      <w:r>
+        <w:rPr>
+          <w:rtl w:val="0"/>
+        </w:rPr>
+      </w:r>
+    </w:p>
+    <w:p xmlns:wp14="http://schemas.microsoft.com/office/word/2010/wordml" wp14:textId="77777777">
+      <w:pPr>
+        <w:rPr/>
+      </w:pPr>
+      <w:r>
+        <w:rPr>
+          <w:rtl w:val="0"/>
+        </w:rPr>
+      </w:r>
+    </w:p>
+    <w:p xmlns:wp14="http://schemas.microsoft.com/office/word/2010/wordml" wp14:textId="77777777">
+      <w:pPr>
+        <w:rPr/>
+      </w:pPr>
+      <w:r>
+        <w:rPr>
+          <w:rtl w:val="0"/>
+        </w:rPr>
+      </w:r>
+    </w:p>
+    <w:p xmlns:wp14="http://schemas.microsoft.com/office/word/2010/wordml" wp14:textId="77777777">
+      <w:pPr>
+        <w:rPr/>
+      </w:pPr>
+      <w:r>
+        <w:rPr>
+          <w:rtl w:val="0"/>
+        </w:rPr>
+      </w:r>
+    </w:p>
+    <w:p xmlns:wp14="http://schemas.microsoft.com/office/word/2010/wordml" wp14:textId="77777777">
+      <w:pPr>
+        <w:rPr/>
+      </w:pPr>
+      <w:r>
+        <w:rPr>
+          <w:rtl w:val="0"/>
+        </w:rPr>
+      </w:r>
+    </w:p>
+    <w:p xmlns:wp14="http://schemas.microsoft.com/office/word/2010/wordml" wp14:textId="77777777">
+      <w:pPr>
+        <w:rPr/>
+      </w:pPr>
+      <w:r>
+        <w:rPr>
+          <w:rtl w:val="0"/>
+        </w:rPr>
+      </w:r>
+    </w:p>
+    <w:p xmlns:wp14="http://schemas.microsoft.com/office/word/2010/wordml" wp14:textId="77777777">
+      <w:pPr>
+        <w:rPr/>
+      </w:pPr>
+      <w:r>
+        <w:rPr>
+          <w:rtl w:val="0"/>
+        </w:rPr>
+      </w:r>
+    </w:p>
+    <w:p xmlns:wp14="http://schemas.microsoft.com/office/word/2010/wordml" wp14:textId="77777777">
+      <w:pPr>
+        <w:rPr/>
+      </w:pPr>
+      <w:r>
+        <w:rPr>
+          <w:rtl w:val="0"/>
+        </w:rPr>
+      </w:r>
+    </w:p>
+    <w:p xmlns:wp14="http://schemas.microsoft.com/office/word/2010/wordml" wp14:textId="77777777">
+      <w:pPr>
+        <w:rPr/>
+      </w:pPr>
+      <w:r>
+        <w:rPr>
+          <w:rtl w:val="0"/>
+        </w:rPr>
+      </w:r>
+    </w:p>
+    <w:p xmlns:wp14="http://schemas.microsoft.com/office/word/2010/wordml" wp14:textId="77777777">
+      <w:pPr>
+        <w:rPr/>
+      </w:pPr>
+      <w:r>
+        <w:rPr>
+          <w:rtl w:val="0"/>
+        </w:rPr>
+      </w:r>
+    </w:p>
+    <w:p xmlns:wp14="http://schemas.microsoft.com/office/word/2010/wordml" wp14:textId="77777777">
+      <w:pPr>
+        <w:rPr/>
+      </w:pPr>
+      <w:r>
+        <w:rPr>
+          <w:rtl w:val="0"/>
+        </w:rPr>
+      </w:r>
+    </w:p>
+    <w:p xmlns:wp14="http://schemas.microsoft.com/office/word/2010/wordml" wp14:textId="77777777">
+      <w:pPr>
+        <w:rPr/>
+      </w:pPr>
+      <w:r>
+        <w:rPr>
+          <w:rtl w:val="0"/>
+        </w:rPr>
+      </w:r>
+    </w:p>
+    <w:p xmlns:wp14="http://schemas.microsoft.com/office/word/2010/wordml" wp14:textId="77777777">
+      <w:pPr>
+        <w:rPr/>
+      </w:pPr>
+      <w:r>
+        <w:rPr>
+          <w:rtl w:val="0"/>
+        </w:rPr>
+      </w:r>
+    </w:p>
+    <w:p xmlns:wp14="http://schemas.microsoft.com/office/word/2010/wordml" wp14:textId="77777777">
+      <w:pPr>
+        <w:rPr/>
+      </w:pPr>
+      <w:r>
+        <w:rPr>
+          <w:rtl w:val="0"/>
+        </w:rPr>
+      </w:r>
+    </w:p>
+    <w:p xmlns:wp14="http://schemas.microsoft.com/office/word/2010/wordml" wp14:textId="77777777">
+      <w:pPr>
+        <w:rPr/>
+      </w:pPr>
+      <w:r>
+        <w:rPr>
+          <w:rtl w:val="0"/>
+        </w:rPr>
+      </w:r>
+    </w:p>
+    <w:p xmlns:wp14="http://schemas.microsoft.com/office/word/2010/wordml" wp14:textId="77777777">
+      <w:pPr/>
+      <w:r>
+        <w:rPr>
+          <w:lang w:val="en-US"/>
         </w:rPr>
         <w:t xml:space="preserve">Author:</w:t>
+      </w:r>
+      <w:r>
+        <w:rPr>
+          <w:rtl w:val="0"/>
+        </w:rPr>
         <w:tab/>
+      </w:r>
+      <w:r>
+        <w:rPr>
+          <w:lang w:val="en-US"/>
+        </w:rPr>
         <w:t xml:space="preserve">{Name}</w:t>
-        <w:br w:type="textWrapping"/>
+      </w:r>
+    </w:p>
+    <w:p xmlns:wp14="http://schemas.microsoft.com/office/word/2010/wordml" wp14:textId="77777777">
+      <w:pPr/>
+      <w:r>
+        <w:rPr>
+          <w:lang w:val="en-US"/>
+        </w:rPr>
         <w:t xml:space="preserve">Date:</w:t>
+      </w:r>
+      <w:r>
+        <w:rPr>
+          <w:rtl w:val="0"/>
+        </w:rPr>
         <w:tab/>
+      </w:r>
+      <w:r>
+        <w:rPr>
+          <w:rtl w:val="0"/>
+        </w:rPr>
         <w:tab/>
+      </w:r>
+      <w:r>
+        <w:rPr>
+          <w:lang w:val="en-US"/>
+        </w:rPr>
         <w:t xml:space="preserve">{Date}</w:t>
       </w:r>
     </w:p>
     <w:sectPr>
-      <w:headerReference r:id="rId6" w:type="default"/>
-      <w:footerReference r:id="rId7" w:type="default"/>
-      <w:footerReference r:id="rId8" w:type="first"/>
-      <w:pgSz w:h="16838" w:w="11906" w:orient="portrait"/>
-      <w:pgMar w:bottom="1296" w:top="1526.4" w:left="1440" w:right="720" w:header="720" w:footer="720"/>
+      <w:headerReference w:type="default" r:id="rId6"/>
+      <w:footerReference w:type="default" r:id="rId7"/>
+      <w:footerReference w:type="first" r:id="rId8"/>
+      <w:pgSz w:w="11906" w:h="16838" w:orient="portrait"/>
+      <w:pgMar w:top="1526" w:right="720" w:bottom="1296" w:left="1440" w:header="720" w:footer="720"/>
       <w:pgNumType w:start="0"/>
       <w:titlePg w:val="1"/>
+      <w:cols w:num="1"/>
     </w:sectPr>
   </w:body>
 </w:document>
 </file>
 
 <file path=word/footer1.xml><?xml version="1.0" encoding="utf-8"?>
-<w:ftr xmlns:mc="http://schemas.openxmlformats.org/markup-compatibility/2006" xmlns:o="urn:schemas-microsoft-com:office:office" xmlns:r="http://schemas.openxmlformats.org/officeDocument/2006/relationships" xmlns:m="http://schemas.openxmlformats.org/officeDocument/2006/math" xmlns:v="urn:schemas-microsoft-com:vml" xmlns:wp="http://schemas.openxmlformats.org/drawingml/2006/wordprocessingDrawing" xmlns:w10="urn:schemas-microsoft-com:office:word" xmlns:w="http://schemas.openxmlformats.org/wordprocessingml/2006/main" xmlns:wne="http://schemas.microsoft.com/office/word/2006/wordml" xmlns:sl="http://schemas.openxmlformats.org/schemaLibrary/2006/main" xmlns:a="http://schemas.openxmlformats.org/drawingml/2006/main" xmlns:pic="http://schemas.openxmlformats.org/drawingml/2006/picture" xmlns:c="http://schemas.openxmlformats.org/drawingml/2006/chart" xmlns:lc="http://schemas.openxmlformats.org/drawingml/2006/lockedCanvas" xmlns:dgm="http://schemas.openxmlformats.org/drawingml/2006/diagram" xmlns:wps="http://schemas.microsoft.com/office/word/2010/wordprocessingShape" xmlns:wpg="http://schemas.microsoft.com/office/word/2010/wordprocessingGroup" xmlns:w14="http://schemas.microsoft.com/office/word/2010/wordml" xmlns:w15="http://schemas.microsoft.com/office/word/2012/wordml" xmlns:w16="http://schemas.microsoft.com/office/word/2018/wordml" xmlns:w16cex="http://schemas.microsoft.com/office/word/2018/wordml/cex" xmlns:w16cid="http://schemas.microsoft.com/office/word/2016/wordml/cid" xmlns="http://schemas.microsoft.com/office/tasks/2019/documenttasks" xmlns:cr="http://schemas.microsoft.com/office/comments/2020/reactions">
-  <w:p>
+<w:ftr xmlns:wp14="http://schemas.microsoft.com/office/word/2010/wordprocessingDrawing" xmlns:mc="http://schemas.openxmlformats.org/markup-compatibility/2006" xmlns:o="urn:schemas-microsoft-com:office:office" xmlns:r="http://schemas.openxmlformats.org/officeDocument/2006/relationships" xmlns:m="http://schemas.openxmlformats.org/officeDocument/2006/math" xmlns:v="urn:schemas-microsoft-com:vml" xmlns:wp="http://schemas.openxmlformats.org/drawingml/2006/wordprocessingDrawing" xmlns:w10="urn:schemas-microsoft-com:office:word" xmlns:w="http://schemas.openxmlformats.org/wordprocessingml/2006/main" xmlns:wne="http://schemas.microsoft.com/office/word/2006/wordml" xmlns:sl="http://schemas.openxmlformats.org/schemaLibrary/2006/main" xmlns:a="http://schemas.openxmlformats.org/drawingml/2006/main" xmlns:pic="http://schemas.openxmlformats.org/drawingml/2006/picture" xmlns:c="http://schemas.openxmlformats.org/drawingml/2006/chart" xmlns:lc="http://schemas.openxmlformats.org/drawingml/2006/lockedCanvas" xmlns:dgm="http://schemas.openxmlformats.org/drawingml/2006/diagram" xmlns:wps="http://schemas.microsoft.com/office/word/2010/wordprocessingShape" xmlns:wpg="http://schemas.microsoft.com/office/word/2010/wordprocessingGroup" xmlns:w14="http://schemas.microsoft.com/office/word/2010/wordml" xmlns:w15="http://schemas.microsoft.com/office/word/2012/wordml" xmlns:w16="http://schemas.microsoft.com/office/word/2018/wordml" xmlns:w16cex="http://schemas.microsoft.com/office/word/2018/wordml/cex" xmlns:w16cid="http://schemas.microsoft.com/office/word/2016/wordml/cid" xmlns="http://schemas.microsoft.com/office/tasks/2019/documenttasks" xmlns:cr="http://schemas.microsoft.com/office/comments/2020/reactions" mc:Ignorable="wp14">
+  <w:p xmlns:wp14="http://schemas.microsoft.com/office/word/2010/wordml" wp14:textId="77777777">
     <w:pPr>
       <w:rPr/>
     </w:pPr>
@@ -501,14 +487,14 @@
         </w:tblGrid>
       </w:tblGridChange>
     </w:tblGrid>
-    <w:tr>
+    <w:tr xmlns:wp14="http://schemas.microsoft.com/office/word/2010/wordml" wp14:textId="77777777">
       <w:trPr>
         <w:cantSplit w:val="0"/>
         <w:tblHeader w:val="0"/>
       </w:trPr>
       <w:tc>
         <w:tcPr>
-          <w:shd w:fill="auto" w:val="clear"/>
+          <w:shd w:val="clear" w:fill="auto"/>
           <w:tcMar>
             <w:top w:w="100.0" w:type="dxa"/>
             <w:left w:w="100.0" w:type="dxa"/>
@@ -517,7 +503,7 @@
           </w:tcMar>
           <w:vAlign w:val="top"/>
         </w:tcPr>
-        <w:p>
+        <w:p wp14:textId="77777777">
           <w:pPr>
             <w:rPr/>
           </w:pPr>
@@ -531,7 +517,7 @@
       </w:tc>
       <w:tc>
         <w:tcPr>
-          <w:shd w:fill="auto" w:val="clear"/>
+          <w:shd w:val="clear" w:fill="auto"/>
           <w:tcMar>
             <w:top w:w="100.0" w:type="dxa"/>
             <w:left w:w="100.0" w:type="dxa"/>
@@ -540,7 +526,7 @@
           </w:tcMar>
           <w:vAlign w:val="top"/>
         </w:tcPr>
-        <w:p>
+        <w:p wp14:textId="77777777">
           <w:pPr>
             <w:jc w:val="right"/>
             <w:rPr/>
@@ -548,8 +534,17 @@
           <w:r>
             <w:rPr/>
             <w:fldChar w:fldCharType="begin"/>
+          </w:r>
+          <w:r>
+            <w:rPr/>
             <w:instrText xml:space="preserve">PAGE</w:instrText>
+          </w:r>
+          <w:r>
+            <w:rPr/>
             <w:fldChar w:fldCharType="separate"/>
+          </w:r>
+          <w:r>
+            <w:rPr/>
             <w:fldChar w:fldCharType="end"/>
           </w:r>
           <w:r>
@@ -561,8 +556,17 @@
           <w:r>
             <w:rPr/>
             <w:fldChar w:fldCharType="begin"/>
+          </w:r>
+          <w:r>
+            <w:rPr/>
             <w:instrText xml:space="preserve">NUMPAGES</w:instrText>
+          </w:r>
+          <w:r>
+            <w:rPr/>
             <w:fldChar w:fldCharType="separate"/>
+          </w:r>
+          <w:r>
+            <w:rPr/>
             <w:fldChar w:fldCharType="end"/>
           </w:r>
           <w:r>
@@ -574,7 +578,7 @@
       </w:tc>
     </w:tr>
   </w:tbl>
-  <w:p>
+  <w:p xmlns:wp14="http://schemas.microsoft.com/office/word/2010/wordml" wp14:textId="77777777">
     <w:pPr>
       <w:rPr/>
     </w:pPr>
@@ -583,15 +587,65 @@
         <w:rtl w:val="0"/>
       </w:rPr>
       <w:tab/>
+    </w:r>
+    <w:r>
+      <w:rPr>
+        <w:rtl w:val="0"/>
+      </w:rPr>
       <w:tab/>
+    </w:r>
+    <w:r>
+      <w:rPr>
+        <w:rtl w:val="0"/>
+      </w:rPr>
       <w:tab/>
+    </w:r>
+    <w:r>
+      <w:rPr>
+        <w:rtl w:val="0"/>
+      </w:rPr>
       <w:tab/>
+    </w:r>
+    <w:r>
+      <w:rPr>
+        <w:rtl w:val="0"/>
+      </w:rPr>
       <w:tab/>
+    </w:r>
+    <w:r>
+      <w:rPr>
+        <w:rtl w:val="0"/>
+      </w:rPr>
       <w:tab/>
+    </w:r>
+    <w:r>
+      <w:rPr>
+        <w:rtl w:val="0"/>
+      </w:rPr>
       <w:tab/>
+    </w:r>
+    <w:r>
+      <w:rPr>
+        <w:rtl w:val="0"/>
+      </w:rPr>
       <w:tab/>
+    </w:r>
+    <w:r>
+      <w:rPr>
+        <w:rtl w:val="0"/>
+      </w:rPr>
       <w:tab/>
+    </w:r>
+    <w:r>
+      <w:rPr>
+        <w:rtl w:val="0"/>
+      </w:rPr>
       <w:tab/>
+    </w:r>
+    <w:r>
+      <w:rPr>
+        <w:rtl w:val="0"/>
+      </w:rPr>
       <w:tab/>
     </w:r>
   </w:p>
@@ -599,8 +653,8 @@
 </file>
 
 <file path=word/footer2.xml><?xml version="1.0" encoding="utf-8"?>
-<w:ftr xmlns:mc="http://schemas.openxmlformats.org/markup-compatibility/2006" xmlns:o="urn:schemas-microsoft-com:office:office" xmlns:r="http://schemas.openxmlformats.org/officeDocument/2006/relationships" xmlns:m="http://schemas.openxmlformats.org/officeDocument/2006/math" xmlns:v="urn:schemas-microsoft-com:vml" xmlns:wp="http://schemas.openxmlformats.org/drawingml/2006/wordprocessingDrawing" xmlns:w10="urn:schemas-microsoft-com:office:word" xmlns:w="http://schemas.openxmlformats.org/wordprocessingml/2006/main" xmlns:wne="http://schemas.microsoft.com/office/word/2006/wordml" xmlns:sl="http://schemas.openxmlformats.org/schemaLibrary/2006/main" xmlns:a="http://schemas.openxmlformats.org/drawingml/2006/main" xmlns:pic="http://schemas.openxmlformats.org/drawingml/2006/picture" xmlns:c="http://schemas.openxmlformats.org/drawingml/2006/chart" xmlns:lc="http://schemas.openxmlformats.org/drawingml/2006/lockedCanvas" xmlns:dgm="http://schemas.openxmlformats.org/drawingml/2006/diagram" xmlns:wps="http://schemas.microsoft.com/office/word/2010/wordprocessingShape" xmlns:wpg="http://schemas.microsoft.com/office/word/2010/wordprocessingGroup" xmlns:w14="http://schemas.microsoft.com/office/word/2010/wordml" xmlns:w15="http://schemas.microsoft.com/office/word/2012/wordml" xmlns:w16="http://schemas.microsoft.com/office/word/2018/wordml" xmlns:w16cex="http://schemas.microsoft.com/office/word/2018/wordml/cex" xmlns:w16cid="http://schemas.microsoft.com/office/word/2016/wordml/cid" xmlns="http://schemas.microsoft.com/office/tasks/2019/documenttasks" xmlns:cr="http://schemas.microsoft.com/office/comments/2020/reactions">
-  <w:p>
+<w:ftr xmlns:wp14="http://schemas.microsoft.com/office/word/2010/wordprocessingDrawing" xmlns:mc="http://schemas.openxmlformats.org/markup-compatibility/2006" xmlns:o="urn:schemas-microsoft-com:office:office" xmlns:r="http://schemas.openxmlformats.org/officeDocument/2006/relationships" xmlns:m="http://schemas.openxmlformats.org/officeDocument/2006/math" xmlns:v="urn:schemas-microsoft-com:vml" xmlns:wp="http://schemas.openxmlformats.org/drawingml/2006/wordprocessingDrawing" xmlns:w10="urn:schemas-microsoft-com:office:word" xmlns:w="http://schemas.openxmlformats.org/wordprocessingml/2006/main" xmlns:wne="http://schemas.microsoft.com/office/word/2006/wordml" xmlns:sl="http://schemas.openxmlformats.org/schemaLibrary/2006/main" xmlns:a="http://schemas.openxmlformats.org/drawingml/2006/main" xmlns:pic="http://schemas.openxmlformats.org/drawingml/2006/picture" xmlns:c="http://schemas.openxmlformats.org/drawingml/2006/chart" xmlns:lc="http://schemas.openxmlformats.org/drawingml/2006/lockedCanvas" xmlns:dgm="http://schemas.openxmlformats.org/drawingml/2006/diagram" xmlns:wps="http://schemas.microsoft.com/office/word/2010/wordprocessingShape" xmlns:wpg="http://schemas.microsoft.com/office/word/2010/wordprocessingGroup" xmlns:w14="http://schemas.microsoft.com/office/word/2010/wordml" xmlns:w15="http://schemas.microsoft.com/office/word/2012/wordml" xmlns:w16="http://schemas.microsoft.com/office/word/2018/wordml" xmlns:w16cex="http://schemas.microsoft.com/office/word/2018/wordml/cex" xmlns:w16cid="http://schemas.microsoft.com/office/word/2016/wordml/cid" xmlns="http://schemas.microsoft.com/office/tasks/2019/documenttasks" xmlns:cr="http://schemas.microsoft.com/office/comments/2020/reactions" mc:Ignorable="wp14">
+  <w:p xmlns:wp14="http://schemas.microsoft.com/office/word/2010/wordml" wp14:textId="77777777">
     <w:pPr>
       <w:rPr/>
     </w:pPr>
@@ -614,8 +668,8 @@
 </file>
 
 <file path=word/header1.xml><?xml version="1.0" encoding="utf-8"?>
-<w:hdr xmlns:mc="http://schemas.openxmlformats.org/markup-compatibility/2006" xmlns:o="urn:schemas-microsoft-com:office:office" xmlns:r="http://schemas.openxmlformats.org/officeDocument/2006/relationships" xmlns:m="http://schemas.openxmlformats.org/officeDocument/2006/math" xmlns:v="urn:schemas-microsoft-com:vml" xmlns:wp="http://schemas.openxmlformats.org/drawingml/2006/wordprocessingDrawing" xmlns:w10="urn:schemas-microsoft-com:office:word" xmlns:w="http://schemas.openxmlformats.org/wordprocessingml/2006/main" xmlns:wne="http://schemas.microsoft.com/office/word/2006/wordml" xmlns:sl="http://schemas.openxmlformats.org/schemaLibrary/2006/main" xmlns:a="http://schemas.openxmlformats.org/drawingml/2006/main" xmlns:pic="http://schemas.openxmlformats.org/drawingml/2006/picture" xmlns:c="http://schemas.openxmlformats.org/drawingml/2006/chart" xmlns:lc="http://schemas.openxmlformats.org/drawingml/2006/lockedCanvas" xmlns:dgm="http://schemas.openxmlformats.org/drawingml/2006/diagram" xmlns:wps="http://schemas.microsoft.com/office/word/2010/wordprocessingShape" xmlns:wpg="http://schemas.microsoft.com/office/word/2010/wordprocessingGroup" xmlns:w14="http://schemas.microsoft.com/office/word/2010/wordml" xmlns:w15="http://schemas.microsoft.com/office/word/2012/wordml" xmlns:w16="http://schemas.microsoft.com/office/word/2018/wordml" xmlns:w16cex="http://schemas.microsoft.com/office/word/2018/wordml/cex" xmlns:w16cid="http://schemas.microsoft.com/office/word/2016/wordml/cid" xmlns="http://schemas.microsoft.com/office/tasks/2019/documenttasks" xmlns:cr="http://schemas.microsoft.com/office/comments/2020/reactions">
-  <w:p>
+<w:hdr xmlns:wp14="http://schemas.microsoft.com/office/word/2010/wordprocessingDrawing" xmlns:mc="http://schemas.openxmlformats.org/markup-compatibility/2006" xmlns:o="urn:schemas-microsoft-com:office:office" xmlns:r="http://schemas.openxmlformats.org/officeDocument/2006/relationships" xmlns:m="http://schemas.openxmlformats.org/officeDocument/2006/math" xmlns:v="urn:schemas-microsoft-com:vml" xmlns:wp="http://schemas.openxmlformats.org/drawingml/2006/wordprocessingDrawing" xmlns:w10="urn:schemas-microsoft-com:office:word" xmlns:w="http://schemas.openxmlformats.org/wordprocessingml/2006/main" xmlns:wne="http://schemas.microsoft.com/office/word/2006/wordml" xmlns:sl="http://schemas.openxmlformats.org/schemaLibrary/2006/main" xmlns:a="http://schemas.openxmlformats.org/drawingml/2006/main" xmlns:pic="http://schemas.openxmlformats.org/drawingml/2006/picture" xmlns:c="http://schemas.openxmlformats.org/drawingml/2006/chart" xmlns:lc="http://schemas.openxmlformats.org/drawingml/2006/lockedCanvas" xmlns:dgm="http://schemas.openxmlformats.org/drawingml/2006/diagram" xmlns:wps="http://schemas.microsoft.com/office/word/2010/wordprocessingShape" xmlns:wpg="http://schemas.microsoft.com/office/word/2010/wordprocessingGroup" xmlns:w14="http://schemas.microsoft.com/office/word/2010/wordml" xmlns:w15="http://schemas.microsoft.com/office/word/2012/wordml" xmlns:w16="http://schemas.microsoft.com/office/word/2018/wordml" xmlns:w16cex="http://schemas.microsoft.com/office/word/2018/wordml/cex" xmlns:w16cid="http://schemas.microsoft.com/office/word/2016/wordml/cid" xmlns="http://schemas.microsoft.com/office/tasks/2019/documenttasks" xmlns:cr="http://schemas.microsoft.com/office/comments/2020/reactions" mc:Ignorable="wp14">
+  <w:p xmlns:wp14="http://schemas.microsoft.com/office/word/2010/wordml" wp14:textId="77777777">
     <w:pPr>
       <w:rPr/>
     </w:pPr>
@@ -629,15 +683,246 @@
 </file>
 
 <file path=word/numbering.xml><?xml version="1.0" encoding="utf-8"?>
-<w:numbering xmlns:mc="http://schemas.openxmlformats.org/markup-compatibility/2006" xmlns:o="urn:schemas-microsoft-com:office:office" xmlns:r="http://schemas.openxmlformats.org/officeDocument/2006/relationships" xmlns:m="http://schemas.openxmlformats.org/officeDocument/2006/math" xmlns:v="urn:schemas-microsoft-com:vml" xmlns:wp="http://schemas.openxmlformats.org/drawingml/2006/wordprocessingDrawing" xmlns:w10="urn:schemas-microsoft-com:office:word" xmlns:w="http://schemas.openxmlformats.org/wordprocessingml/2006/main" xmlns:wne="http://schemas.microsoft.com/office/word/2006/wordml" xmlns:sl="http://schemas.openxmlformats.org/schemaLibrary/2006/main" xmlns:a="http://schemas.openxmlformats.org/drawingml/2006/main" xmlns:pic="http://schemas.openxmlformats.org/drawingml/2006/picture" xmlns:c="http://schemas.openxmlformats.org/drawingml/2006/chart" xmlns:lc="http://schemas.openxmlformats.org/drawingml/2006/lockedCanvas" xmlns:dgm="http://schemas.openxmlformats.org/drawingml/2006/diagram" xmlns:wps="http://schemas.microsoft.com/office/word/2010/wordprocessingShape" xmlns:wpg="http://schemas.microsoft.com/office/word/2010/wordprocessingGroup" xmlns:w14="http://schemas.microsoft.com/office/word/2010/wordml" xmlns:w15="http://schemas.microsoft.com/office/word/2012/wordml" xmlns:w16="http://schemas.microsoft.com/office/word/2018/wordml" xmlns:w16cex="http://schemas.microsoft.com/office/word/2018/wordml/cex" xmlns:w16cid="http://schemas.microsoft.com/office/word/2016/wordml/cid" xmlns="http://schemas.microsoft.com/office/tasks/2019/documenttasks" xmlns:cr="http://schemas.microsoft.com/office/comments/2020/reactions"/>
+<w:numbering xmlns:mc="http://schemas.openxmlformats.org/markup-compatibility/2006" xmlns:o="urn:schemas-microsoft-com:office:office" xmlns:r="http://schemas.openxmlformats.org/officeDocument/2006/relationships" xmlns:m="http://schemas.openxmlformats.org/officeDocument/2006/math" xmlns:v="urn:schemas-microsoft-com:vml" xmlns:wp="http://schemas.openxmlformats.org/drawingml/2006/wordprocessingDrawing" xmlns:w10="urn:schemas-microsoft-com:office:word" xmlns:w="http://schemas.openxmlformats.org/wordprocessingml/2006/main" xmlns:wne="http://schemas.microsoft.com/office/word/2006/wordml" xmlns:sl="http://schemas.openxmlformats.org/schemaLibrary/2006/main" xmlns:a="http://schemas.openxmlformats.org/drawingml/2006/main" xmlns:pic="http://schemas.openxmlformats.org/drawingml/2006/picture" xmlns:c="http://schemas.openxmlformats.org/drawingml/2006/chart" xmlns:lc="http://schemas.openxmlformats.org/drawingml/2006/lockedCanvas" xmlns:dgm="http://schemas.openxmlformats.org/drawingml/2006/diagram" xmlns:wps="http://schemas.microsoft.com/office/word/2010/wordprocessingShape" xmlns:wpg="http://schemas.microsoft.com/office/word/2010/wordprocessingGroup" xmlns:w14="http://schemas.microsoft.com/office/word/2010/wordml" xmlns:w15="http://schemas.microsoft.com/office/word/2012/wordml" xmlns:w16="http://schemas.microsoft.com/office/word/2018/wordml" xmlns:w16cex="http://schemas.microsoft.com/office/word/2018/wordml/cex" xmlns:w16cid="http://schemas.microsoft.com/office/word/2016/wordml/cid" xmlns="http://schemas.microsoft.com/office/tasks/2019/documenttasks" xmlns:cr="http://schemas.microsoft.com/office/comments/2020/reactions">
+  <w:abstractNum xmlns:w="http://schemas.openxmlformats.org/wordprocessingml/2006/main" w:abstractNumId="2">
+    <w:nsid w:val="5e76a3f5"/>
+    <w:multiLevelType xmlns:w="http://schemas.openxmlformats.org/wordprocessingml/2006/main" w:val="hybridMultilevel"/>
+    <w:lvl xmlns:w="http://schemas.openxmlformats.org/wordprocessingml/2006/main" w:ilvl="0">
+      <w:start w:val="1"/>
+      <w:numFmt w:val="bullet"/>
+      <w:lvlText w:val=""/>
+      <w:lvlJc w:val="left"/>
+      <w:pPr>
+        <w:ind w:left="720" w:hanging="360"/>
+      </w:pPr>
+      <w:rPr>
+        <w:rFonts w:hint="default" w:ascii="Symbol" w:hAnsi="Symbol"/>
+      </w:rPr>
+    </w:lvl>
+    <w:lvl xmlns:w="http://schemas.openxmlformats.org/wordprocessingml/2006/main" w:ilvl="1">
+      <w:start w:val="1"/>
+      <w:numFmt w:val="bullet"/>
+      <w:lvlText w:val="o"/>
+      <w:lvlJc w:val="left"/>
+      <w:pPr>
+        <w:ind w:left="1440" w:hanging="360"/>
+      </w:pPr>
+      <w:rPr>
+        <w:rFonts w:hint="default" w:ascii="Courier New" w:hAnsi="Courier New"/>
+      </w:rPr>
+    </w:lvl>
+    <w:lvl xmlns:w="http://schemas.openxmlformats.org/wordprocessingml/2006/main" w:ilvl="2">
+      <w:start w:val="1"/>
+      <w:numFmt w:val="bullet"/>
+      <w:lvlText w:val=""/>
+      <w:lvlJc w:val="left"/>
+      <w:pPr>
+        <w:ind w:left="2160" w:hanging="360"/>
+      </w:pPr>
+      <w:rPr>
+        <w:rFonts w:hint="default" w:ascii="Wingdings" w:hAnsi="Wingdings"/>
+      </w:rPr>
+    </w:lvl>
+    <w:lvl xmlns:w="http://schemas.openxmlformats.org/wordprocessingml/2006/main" w:ilvl="3">
+      <w:start w:val="1"/>
+      <w:numFmt w:val="bullet"/>
+      <w:lvlText w:val=""/>
+      <w:lvlJc w:val="left"/>
+      <w:pPr>
+        <w:ind w:left="2880" w:hanging="360"/>
+      </w:pPr>
+      <w:rPr>
+        <w:rFonts w:hint="default" w:ascii="Symbol" w:hAnsi="Symbol"/>
+      </w:rPr>
+    </w:lvl>
+    <w:lvl xmlns:w="http://schemas.openxmlformats.org/wordprocessingml/2006/main" w:ilvl="4">
+      <w:start w:val="1"/>
+      <w:numFmt w:val="bullet"/>
+      <w:lvlText w:val="o"/>
+      <w:lvlJc w:val="left"/>
+      <w:pPr>
+        <w:ind w:left="3600" w:hanging="360"/>
+      </w:pPr>
+      <w:rPr>
+        <w:rFonts w:hint="default" w:ascii="Courier New" w:hAnsi="Courier New"/>
+      </w:rPr>
+    </w:lvl>
+    <w:lvl xmlns:w="http://schemas.openxmlformats.org/wordprocessingml/2006/main" w:ilvl="5">
+      <w:start w:val="1"/>
+      <w:numFmt w:val="bullet"/>
+      <w:lvlText w:val=""/>
+      <w:lvlJc w:val="left"/>
+      <w:pPr>
+        <w:ind w:left="4320" w:hanging="360"/>
+      </w:pPr>
+      <w:rPr>
+        <w:rFonts w:hint="default" w:ascii="Wingdings" w:hAnsi="Wingdings"/>
+      </w:rPr>
+    </w:lvl>
+    <w:lvl xmlns:w="http://schemas.openxmlformats.org/wordprocessingml/2006/main" w:ilvl="6">
+      <w:start w:val="1"/>
+      <w:numFmt w:val="bullet"/>
+      <w:lvlText w:val=""/>
+      <w:lvlJc w:val="left"/>
+      <w:pPr>
+        <w:ind w:left="5040" w:hanging="360"/>
+      </w:pPr>
+      <w:rPr>
+        <w:rFonts w:hint="default" w:ascii="Symbol" w:hAnsi="Symbol"/>
+      </w:rPr>
+    </w:lvl>
+    <w:lvl xmlns:w="http://schemas.openxmlformats.org/wordprocessingml/2006/main" w:ilvl="7">
+      <w:start w:val="1"/>
+      <w:numFmt w:val="bullet"/>
+      <w:lvlText w:val="o"/>
+      <w:lvlJc w:val="left"/>
+      <w:pPr>
+        <w:ind w:left="5760" w:hanging="360"/>
+      </w:pPr>
+      <w:rPr>
+        <w:rFonts w:hint="default" w:ascii="Courier New" w:hAnsi="Courier New"/>
+      </w:rPr>
+    </w:lvl>
+    <w:lvl xmlns:w="http://schemas.openxmlformats.org/wordprocessingml/2006/main" w:ilvl="8">
+      <w:start w:val="1"/>
+      <w:numFmt w:val="bullet"/>
+      <w:lvlText w:val=""/>
+      <w:lvlJc w:val="left"/>
+      <w:pPr>
+        <w:ind w:left="6480" w:hanging="360"/>
+      </w:pPr>
+      <w:rPr>
+        <w:rFonts w:hint="default" w:ascii="Wingdings" w:hAnsi="Wingdings"/>
+      </w:rPr>
+    </w:lvl>
+  </w:abstractNum>
+  <w:abstractNum xmlns:w="http://schemas.openxmlformats.org/wordprocessingml/2006/main" w:abstractNumId="1">
+    <w:nsid w:val="5110410a"/>
+    <w:multiLevelType xmlns:w="http://schemas.openxmlformats.org/wordprocessingml/2006/main" w:val="hybridMultilevel"/>
+    <w:lvl xmlns:w="http://schemas.openxmlformats.org/wordprocessingml/2006/main" w:ilvl="0">
+      <w:start w:val="1"/>
+      <w:numFmt w:val="bullet"/>
+      <w:lvlText w:val="-"/>
+      <w:lvlJc w:val="left"/>
+      <w:pPr>
+        <w:ind w:left="720" w:hanging="360"/>
+      </w:pPr>
+      <w:rPr>
+        <w:rFonts w:hint="default" w:ascii="Aptos" w:hAnsi="Aptos"/>
+      </w:rPr>
+    </w:lvl>
+    <w:lvl xmlns:w="http://schemas.openxmlformats.org/wordprocessingml/2006/main" w:ilvl="1">
+      <w:start w:val="1"/>
+      <w:numFmt w:val="bullet"/>
+      <w:lvlText w:val="o"/>
+      <w:lvlJc w:val="left"/>
+      <w:pPr>
+        <w:ind w:left="1440" w:hanging="360"/>
+      </w:pPr>
+      <w:rPr>
+        <w:rFonts w:hint="default" w:ascii="Courier New" w:hAnsi="Courier New"/>
+      </w:rPr>
+    </w:lvl>
+    <w:lvl xmlns:w="http://schemas.openxmlformats.org/wordprocessingml/2006/main" w:ilvl="2">
+      <w:start w:val="1"/>
+      <w:numFmt w:val="bullet"/>
+      <w:lvlText w:val=""/>
+      <w:lvlJc w:val="left"/>
+      <w:pPr>
+        <w:ind w:left="2160" w:hanging="360"/>
+      </w:pPr>
+      <w:rPr>
+        <w:rFonts w:hint="default" w:ascii="Wingdings" w:hAnsi="Wingdings"/>
+      </w:rPr>
+    </w:lvl>
+    <w:lvl xmlns:w="http://schemas.openxmlformats.org/wordprocessingml/2006/main" w:ilvl="3">
+      <w:start w:val="1"/>
+      <w:numFmt w:val="bullet"/>
+      <w:lvlText w:val=""/>
+      <w:lvlJc w:val="left"/>
+      <w:pPr>
+        <w:ind w:left="2880" w:hanging="360"/>
+      </w:pPr>
+      <w:rPr>
+        <w:rFonts w:hint="default" w:ascii="Symbol" w:hAnsi="Symbol"/>
+      </w:rPr>
+    </w:lvl>
+    <w:lvl xmlns:w="http://schemas.openxmlformats.org/wordprocessingml/2006/main" w:ilvl="4">
+      <w:start w:val="1"/>
+      <w:numFmt w:val="bullet"/>
+      <w:lvlText w:val="o"/>
+      <w:lvlJc w:val="left"/>
+      <w:pPr>
+        <w:ind w:left="3600" w:hanging="360"/>
+      </w:pPr>
+      <w:rPr>
+        <w:rFonts w:hint="default" w:ascii="Courier New" w:hAnsi="Courier New"/>
+      </w:rPr>
+    </w:lvl>
+    <w:lvl xmlns:w="http://schemas.openxmlformats.org/wordprocessingml/2006/main" w:ilvl="5">
+      <w:start w:val="1"/>
+      <w:numFmt w:val="bullet"/>
+      <w:lvlText w:val=""/>
+      <w:lvlJc w:val="left"/>
+      <w:pPr>
+        <w:ind w:left="4320" w:hanging="360"/>
+      </w:pPr>
+      <w:rPr>
+        <w:rFonts w:hint="default" w:ascii="Wingdings" w:hAnsi="Wingdings"/>
+      </w:rPr>
+    </w:lvl>
+    <w:lvl xmlns:w="http://schemas.openxmlformats.org/wordprocessingml/2006/main" w:ilvl="6">
+      <w:start w:val="1"/>
+      <w:numFmt w:val="bullet"/>
+      <w:lvlText w:val=""/>
+      <w:lvlJc w:val="left"/>
+      <w:pPr>
+        <w:ind w:left="5040" w:hanging="360"/>
+      </w:pPr>
+      <w:rPr>
+        <w:rFonts w:hint="default" w:ascii="Symbol" w:hAnsi="Symbol"/>
+      </w:rPr>
+    </w:lvl>
+    <w:lvl xmlns:w="http://schemas.openxmlformats.org/wordprocessingml/2006/main" w:ilvl="7">
+      <w:start w:val="1"/>
+      <w:numFmt w:val="bullet"/>
+      <w:lvlText w:val="o"/>
+      <w:lvlJc w:val="left"/>
+      <w:pPr>
+        <w:ind w:left="5760" w:hanging="360"/>
+      </w:pPr>
+      <w:rPr>
+        <w:rFonts w:hint="default" w:ascii="Courier New" w:hAnsi="Courier New"/>
+      </w:rPr>
+    </w:lvl>
+    <w:lvl xmlns:w="http://schemas.openxmlformats.org/wordprocessingml/2006/main" w:ilvl="8">
+      <w:start w:val="1"/>
+      <w:numFmt w:val="bullet"/>
+      <w:lvlText w:val=""/>
+      <w:lvlJc w:val="left"/>
+      <w:pPr>
+        <w:ind w:left="6480" w:hanging="360"/>
+      </w:pPr>
+      <w:rPr>
+        <w:rFonts w:hint="default" w:ascii="Wingdings" w:hAnsi="Wingdings"/>
+      </w:rPr>
+    </w:lvl>
+  </w:abstractNum>
+  <w:num w:numId="2">
+    <w:abstractNumId w:val="2"/>
+  </w:num>
+  <w:num w:numId="1">
+    <w:abstractNumId w:val="1"/>
+  </w:num>
+</w:numbering>
 </file>
 
 <file path=word/styles.xml><?xml version="1.0" encoding="utf-8"?>
-<w:styles xmlns:mc="http://schemas.openxmlformats.org/markup-compatibility/2006" xmlns:o="urn:schemas-microsoft-com:office:office" xmlns:r="http://schemas.openxmlformats.org/officeDocument/2006/relationships" xmlns:m="http://schemas.openxmlformats.org/officeDocument/2006/math" xmlns:v="urn:schemas-microsoft-com:vml" xmlns:wp="http://schemas.openxmlformats.org/drawingml/2006/wordprocessingDrawing" xmlns:w10="urn:schemas-microsoft-com:office:word" xmlns:w="http://schemas.openxmlformats.org/wordprocessingml/2006/main" xmlns:wne="http://schemas.microsoft.com/office/word/2006/wordml" xmlns:sl="http://schemas.openxmlformats.org/schemaLibrary/2006/main" xmlns:a="http://schemas.openxmlformats.org/drawingml/2006/main" xmlns:pic="http://schemas.openxmlformats.org/drawingml/2006/picture" xmlns:c="http://schemas.openxmlformats.org/drawingml/2006/chart" xmlns:lc="http://schemas.openxmlformats.org/drawingml/2006/lockedCanvas" xmlns:dgm="http://schemas.openxmlformats.org/drawingml/2006/diagram" xmlns:wps="http://schemas.microsoft.com/office/word/2010/wordprocessingShape" xmlns:wpg="http://schemas.microsoft.com/office/word/2010/wordprocessingGroup" xmlns:w14="http://schemas.microsoft.com/office/word/2010/wordml" xmlns:w15="http://schemas.microsoft.com/office/word/2012/wordml" xmlns:w16="http://schemas.microsoft.com/office/word/2018/wordml" xmlns:w16cex="http://schemas.microsoft.com/office/word/2018/wordml/cex" xmlns:w16cid="http://schemas.microsoft.com/office/word/2016/wordml/cid" xmlns="http://schemas.microsoft.com/office/tasks/2019/documenttasks" xmlns:cr="http://schemas.microsoft.com/office/comments/2020/reactions">
+<w:styles xmlns:wp14="http://schemas.microsoft.com/office/word/2010/wordprocessingDrawing" xmlns:mc="http://schemas.openxmlformats.org/markup-compatibility/2006" xmlns:o="urn:schemas-microsoft-com:office:office" xmlns:r="http://schemas.openxmlformats.org/officeDocument/2006/relationships" xmlns:m="http://schemas.openxmlformats.org/officeDocument/2006/math" xmlns:v="urn:schemas-microsoft-com:vml" xmlns:wp="http://schemas.openxmlformats.org/drawingml/2006/wordprocessingDrawing" xmlns:w10="urn:schemas-microsoft-com:office:word" xmlns:w="http://schemas.openxmlformats.org/wordprocessingml/2006/main" xmlns:wne="http://schemas.microsoft.com/office/word/2006/wordml" xmlns:sl="http://schemas.openxmlformats.org/schemaLibrary/2006/main" xmlns:a="http://schemas.openxmlformats.org/drawingml/2006/main" xmlns:pic="http://schemas.openxmlformats.org/drawingml/2006/picture" xmlns:c="http://schemas.openxmlformats.org/drawingml/2006/chart" xmlns:lc="http://schemas.openxmlformats.org/drawingml/2006/lockedCanvas" xmlns:dgm="http://schemas.openxmlformats.org/drawingml/2006/diagram" xmlns:wps="http://schemas.microsoft.com/office/word/2010/wordprocessingShape" xmlns:wpg="http://schemas.microsoft.com/office/word/2010/wordprocessingGroup" xmlns:w14="http://schemas.microsoft.com/office/word/2010/wordml" xmlns:w15="http://schemas.microsoft.com/office/word/2012/wordml" xmlns:w16="http://schemas.microsoft.com/office/word/2018/wordml" xmlns:w16cex="http://schemas.microsoft.com/office/word/2018/wordml/cex" xmlns:w16cid="http://schemas.microsoft.com/office/word/2016/wordml/cid" xmlns="http://schemas.microsoft.com/office/tasks/2019/documenttasks" xmlns:cr="http://schemas.microsoft.com/office/comments/2020/reactions" mc:Ignorable="wp14">
   <w:docDefaults>
     <w:rPrDefault>
       <w:rPr>
-        <w:rFonts w:ascii="Montserrat" w:cs="Montserrat" w:eastAsia="Montserrat" w:hAnsi="Montserrat"/>
+        <w:rFonts w:ascii="Montserrat" w:hAnsi="Montserrat" w:eastAsia="Montserrat" w:cs="Montserrat"/>
         <w:lang w:val="en"/>
       </w:rPr>
     </w:rPrDefault>
@@ -648,7 +933,7 @@
     </w:pPrDefault>
   </w:docDefaults>
   <w:style w:type="table" w:styleId="TableNormal" w:default="1">
-    <w:name w:val="TableNormal"/>
+    <w:name w:val="Normal Table"/>
     <w:tblPr>
       <w:tblCellMar>
         <w:top w:w="100.0" w:type="dxa"/>
@@ -659,7 +944,7 @@
     </w:tblPr>
   </w:style>
   <w:style w:type="paragraph" w:styleId="Normal" w:default="1">
-    <w:name w:val="normal"/>
+    <w:name w:val="Normal"/>
   </w:style>
   <w:style w:type="paragraph" w:styleId="Heading1">
     <w:name w:val="heading 1"/>
@@ -669,9 +954,9 @@
       <w:keepNext w:val="1"/>
       <w:keepLines w:val="1"/>
       <w:pBdr>
-        <w:bottom w:color="000000" w:space="2" w:sz="8" w:val="single"/>
+        <w:bottom w:val="single" w:color="000000" w:sz="8" w:space="2"/>
       </w:pBdr>
-      <w:spacing w:after="120" w:before="400" w:lineRule="auto"/>
+      <w:spacing w:before="400" w:after="120" w:lineRule="auto"/>
     </w:pPr>
     <w:rPr>
       <w:b w:val="1"/>
@@ -689,7 +974,7 @@
       <w:keepLines w:val="1"/>
     </w:pPr>
     <w:rPr>
-      <w:rFonts w:ascii="Montserrat" w:cs="Montserrat" w:eastAsia="Montserrat" w:hAnsi="Montserrat"/>
+      <w:rFonts w:ascii="Montserrat" w:hAnsi="Montserrat" w:eastAsia="Montserrat" w:cs="Montserrat"/>
       <w:b w:val="1"/>
       <w:bCs w:val="1"/>
     </w:rPr>
@@ -702,7 +987,7 @@
       <w:keepNext w:val="1"/>
       <w:keepLines w:val="1"/>
       <w:pageBreakBefore w:val="0"/>
-      <w:spacing w:after="80" w:before="320" w:lineRule="auto"/>
+      <w:spacing w:before="320" w:after="80" w:lineRule="auto"/>
     </w:pPr>
     <w:rPr>
       <w:i w:val="1"/>
@@ -720,7 +1005,7 @@
       <w:keepNext w:val="1"/>
       <w:keepLines w:val="1"/>
       <w:pageBreakBefore w:val="0"/>
-      <w:spacing w:after="80" w:before="280" w:lineRule="auto"/>
+      <w:spacing w:before="280" w:after="80" w:lineRule="auto"/>
     </w:pPr>
     <w:rPr>
       <w:color w:val="666666"/>
@@ -736,7 +1021,7 @@
       <w:keepNext w:val="1"/>
       <w:keepLines w:val="1"/>
       <w:pageBreakBefore w:val="0"/>
-      <w:spacing w:after="80" w:before="240" w:lineRule="auto"/>
+      <w:spacing w:before="240" w:after="80" w:lineRule="auto"/>
     </w:pPr>
     <w:rPr>
       <w:color w:val="666666"/>
@@ -752,7 +1037,7 @@
       <w:keepNext w:val="1"/>
       <w:keepLines w:val="1"/>
       <w:pageBreakBefore w:val="0"/>
-      <w:spacing w:after="80" w:before="240" w:lineRule="auto"/>
+      <w:spacing w:before="240" w:after="80" w:lineRule="auto"/>
     </w:pPr>
     <w:rPr>
       <w:i w:val="1"/>
@@ -769,7 +1054,7 @@
     <w:pPr>
       <w:keepNext w:val="1"/>
       <w:keepLines w:val="1"/>
-      <w:spacing w:after="120" w:before="400" w:lineRule="auto"/>
+      <w:spacing w:before="400" w:after="120" w:lineRule="auto"/>
     </w:pPr>
     <w:rPr>
       <w:b w:val="1"/>
@@ -786,10 +1071,10 @@
       <w:keepNext w:val="1"/>
       <w:keepLines w:val="1"/>
       <w:pageBreakBefore w:val="0"/>
-      <w:spacing w:after="320" w:before="0" w:lineRule="auto"/>
+      <w:spacing w:before="0" w:after="320" w:lineRule="auto"/>
     </w:pPr>
     <w:rPr>
-      <w:rFonts w:ascii="Arial" w:cs="Arial" w:eastAsia="Arial" w:hAnsi="Arial"/>
+      <w:rFonts w:ascii="Arial" w:hAnsi="Arial" w:eastAsia="Arial" w:cs="Arial"/>
       <w:i w:val="0"/>
       <w:iCs w:val="0"/>
       <w:color w:val="666666"/>
@@ -840,6 +1125,25 @@
     <w:tblStylePr w:type="swCell">
       <w:tcPr/>
     </w:tblStylePr>
+  </w:style>
+  <w:style w:type="paragraph" w:styleId="ListParagraph">
+    <w:uiPriority w:val="34"/>
+    <w:name w:val="List Paragraph"/>
+    <w:basedOn w:val="Normal"/>
+    <w:qFormat/>
+    <w:rsid w:val="7EAD62D8"/>
+    <w:rPr>
+      <w:rFonts w:ascii="Montserrat" w:hAnsi="Montserrat" w:eastAsia="Montserrat" w:cs="Montserrat"/>
+    </w:rPr>
+    <w:pPr>
+      <w:numPr>
+        <w:ilvl w:val="0"/>
+        <w:numId w:val="2"/>
+      </w:numPr>
+      <w:spacing/>
+      <w:ind w:left="720" w:hanging="360"/>
+      <w:contextualSpacing/>
+    </w:pPr>
   </w:style>
 </w:styles>
 </file>
